--- a/Project/MyWebsite/Design plan.docx
+++ b/Project/MyWebsite/Design plan.docx
@@ -102,35 +102,7 @@
           <w:sz w:val="20"/>
           <w:szCs w:val="20"/>
         </w:rPr>
-        <w:t xml:space="preserve"> file) that configures text, colour and layout. No font tags, embedded CSS or inline CSS is allowed. You must publish your project to the Internet. Your website must be on one of the following topics: Sport</w:t>
-      </w:r>
-      <w:r>
-        <w:rPr>
-          <w:sz w:val="20"/>
-          <w:szCs w:val="20"/>
-        </w:rPr>
-        <w:t xml:space="preserve">, </w:t>
-      </w:r>
-      <w:r>
-        <w:rPr>
-          <w:sz w:val="20"/>
-          <w:szCs w:val="20"/>
-        </w:rPr>
-        <w:t xml:space="preserve">Music </w:t>
-      </w:r>
-      <w:r>
-        <w:rPr>
-          <w:sz w:val="20"/>
-          <w:szCs w:val="20"/>
-        </w:rPr>
-        <w:t xml:space="preserve">or </w:t>
-      </w:r>
-      <w:r>
-        <w:rPr>
-          <w:sz w:val="20"/>
-          <w:szCs w:val="20"/>
-        </w:rPr>
-        <w:t>Comedy</w:t>
+        <w:t xml:space="preserve"> file) that configures text, colour and layout. No font tags, embedded CSS or inline CSS is allowed. You must publish your project to the Internet. Your website must be on one of the following topics: Sport, Music or Comedy</w:t>
       </w:r>
     </w:p>
     <w:p>
@@ -869,6 +841,7 @@
       </w:pPr>
       <w:r>
         <w:rPr>
+          <w:noProof/>
           <w:sz w:val="20"/>
           <w:szCs w:val="20"/>
         </w:rPr>
@@ -2481,6 +2454,7 @@
   <w:style w:type="character" w:default="1" w:styleId="DefaultParagraphFont">
     <w:name w:val="Default Paragraph Font"/>
     <w:uiPriority w:val="1"/>
+    <w:semiHidden/>
     <w:unhideWhenUsed/>
   </w:style>
   <w:style w:type="table" w:default="1" w:styleId="TableNormal">
